--- a/attached_assets/SF330_Section_F_Template_(1)-mwc_1770394097919.docx
+++ b/attached_assets/SF330_Section_F_Template_(1)-mwc_1770394097919.docx
@@ -945,7 +945,7 @@
                 <w:bCs/>
                 <w:sz w:val="18"/>
               </w:rPr>
-              <w:t>Strinteg</w:t>
+              <w:t>{{FIRM_NAME}}</w:t>
             </w:r>
             <w:proofErr w:type="spellEnd"/>
             <w:r>
@@ -955,7 +955,6 @@
                 <w:bCs/>
                 <w:sz w:val="18"/>
               </w:rPr>
-              <w:t xml:space="preserve"> Corporation</w:t>
             </w:r>
             <w:r>
               <w:rPr>
@@ -964,7 +963,6 @@
                 <w:bCs/>
                 <w:sz w:val="18"/>
               </w:rPr>
-              <w:tab/>
             </w:r>
             <w:r>
               <w:rPr>
@@ -974,7 +972,9 @@
                 <w:sz w:val="18"/>
               </w:rPr>
               <w:tab/>
-              <w:t xml:space="preserve">             </w:t>
+              <w:tab/>
+              <w:tab/>
+              <w:t xml:space="preserve">     </w:t>
             </w:r>
             <w:r>
               <w:rPr>
@@ -983,7 +983,7 @@
                 <w:bCs/>
                 <w:sz w:val="18"/>
               </w:rPr>
-              <w:t>Valley View</w:t>
+              <w:t>{{FIRM_CITY}}</w:t>
             </w:r>
             <w:r>
               <w:rPr>
@@ -1001,7 +1001,7 @@
                 <w:bCs/>
                 <w:sz w:val="18"/>
               </w:rPr>
-              <w:t>OH</w:t>
+              <w:t>{{FIRM_STATE}}</w:t>
             </w:r>
             <w:r>
               <w:rPr>
@@ -1010,7 +1010,6 @@
                 <w:bCs/>
                 <w:sz w:val="18"/>
               </w:rPr>
-              <w:tab/>
             </w:r>
             <w:r>
               <w:rPr>
@@ -1020,6 +1019,8 @@
                 <w:sz w:val="18"/>
               </w:rPr>
               <w:tab/>
+              <w:tab/>
+              <w:tab/>
             </w:r>
             <w:r>
               <w:rPr>
@@ -1028,8 +1029,7 @@
                 <w:bCs/>
                 <w:sz w:val="18"/>
               </w:rPr>
-              <w:tab/>
-              <w:t>Prime</w:t>
+              <w:t>{{FIRM_ROLE}}</w:t>
             </w:r>
           </w:p>
           <w:p>

--- a/attached_assets/SF330_Section_F_Template_(1)-mwc_1770394097919.docx
+++ b/attached_assets/SF330_Section_F_Template_(1)-mwc_1770394097919.docx
@@ -746,6 +746,30 @@
                 <w:szCs w:val="22"/>
               </w:rPr>
               <w:t>{{BRIEF_DESCRIPTION}}</w:t>
+            </w:r>
+          </w:p>
+          <w:p>
+            <w:pPr>
+              <w:jc w:val="left"/>
+            </w:pPr>
+            <w:r>
+              <w:rPr>
+                <w:sz w:val="18"/>
+                <w:szCs w:val="18"/>
+              </w:rPr>
+              <w:t>{{PROJECT_COST}}</w:t>
+            </w:r>
+          </w:p>
+          <w:p>
+            <w:pPr>
+              <w:jc w:val="left"/>
+            </w:pPr>
+            <w:r>
+              <w:rPr>
+                <w:sz w:val="18"/>
+                <w:szCs w:val="18"/>
+              </w:rPr>
+              <w:t>{{KEY_PERSONNEL}}</w:t>
             </w:r>
           </w:p>
           <w:p>
